--- a/templates/intermediate.docx
+++ b/templates/intermediate.docx
@@ -13,145 +13,12 @@
       </w:pPr>
       <w:r>
         <w:rPr>
-          <w:rFonts w:hint="eastAsia"/>
           <w:b/>
           <w:bCs w:val="0"/>
           <w:sz w:val="24"/>
           <w:szCs w:val="24"/>
         </w:rPr>
-        <w:t>중</w:t>
-      </w:r>
-      <w:r>
-        <w:rPr>
-          <w:rFonts w:hint="eastAsia"/>
-          <w:b/>
-          <w:bCs w:val="0"/>
-          <w:sz w:val="24"/>
-          <w:szCs w:val="24"/>
-        </w:rPr>
-        <w:t>급</w:t>
-      </w:r>
-      <w:r>
-        <w:rPr>
-          <w:rFonts w:hint="eastAsia"/>
-          <w:b/>
-          <w:bCs w:val="0"/>
-          <w:sz w:val="24"/>
-          <w:szCs w:val="24"/>
-        </w:rPr>
-        <w:t>1</w:t>
-      </w:r>
-      <w:r>
-        <w:rPr>
-          <w:rFonts w:hint="eastAsia"/>
-          <w:b/>
-          <w:bCs w:val="0"/>
-          <w:sz w:val="24"/>
-          <w:szCs w:val="24"/>
-        </w:rPr>
-        <w:t xml:space="preserve"> - </w:t>
-      </w:r>
-      <w:r>
-        <w:rPr>
-          <w:rFonts w:hint="eastAsia"/>
-          <w:b/>
-          <w:bCs w:val="0"/>
-          <w:sz w:val="24"/>
-          <w:szCs w:val="24"/>
-        </w:rPr>
-        <w:t>N</w:t>
-      </w:r>
-      <w:r>
-        <w:rPr>
-          <w:rFonts w:hint="eastAsia"/>
-          <w:b/>
-          <w:bCs w:val="0"/>
-          <w:sz w:val="24"/>
-          <w:szCs w:val="24"/>
-        </w:rPr>
-        <w:t>과</w:t>
-      </w:r>
-      <w:r>
-        <w:rPr>
-          <w:rFonts w:hint="eastAsia"/>
-          <w:b/>
-          <w:bCs w:val="0"/>
-          <w:sz w:val="24"/>
-          <w:szCs w:val="24"/>
-        </w:rPr>
-        <w:t xml:space="preserve"> </w:t>
-      </w:r>
-      <w:proofErr w:type="spellStart"/>
-      <w:r>
-        <w:rPr>
-          <w:rFonts w:hint="eastAsia"/>
-          <w:b/>
-          <w:bCs w:val="0"/>
-          <w:sz w:val="24"/>
-          <w:szCs w:val="24"/>
-        </w:rPr>
-        <w:t>익힘책</w:t>
-      </w:r>
-      <w:proofErr w:type="spellEnd"/>
-      <w:r>
-        <w:rPr>
-          <w:rFonts w:hint="eastAsia"/>
-          <w:b/>
-          <w:bCs w:val="0"/>
-          <w:sz w:val="24"/>
-          <w:szCs w:val="24"/>
-        </w:rPr>
-        <w:t xml:space="preserve"> </w:t>
-      </w:r>
-      <w:r>
-        <w:rPr>
-          <w:rFonts w:hint="eastAsia"/>
-          <w:b/>
-          <w:bCs w:val="0"/>
-          <w:sz w:val="24"/>
-          <w:szCs w:val="24"/>
-        </w:rPr>
-        <w:t>듣기</w:t>
-      </w:r>
-      <w:r>
-        <w:rPr>
-          <w:rFonts w:hint="eastAsia"/>
-          <w:b/>
-          <w:bCs w:val="0"/>
-          <w:sz w:val="24"/>
-          <w:szCs w:val="24"/>
-        </w:rPr>
-        <w:t xml:space="preserve"> </w:t>
-      </w:r>
-      <w:r>
-        <w:rPr>
-          <w:rFonts w:hint="eastAsia"/>
-          <w:b/>
-          <w:bCs w:val="0"/>
-          <w:sz w:val="24"/>
-          <w:szCs w:val="24"/>
-        </w:rPr>
-        <w:t>연습</w:t>
-      </w:r>
-      <w:r>
-        <w:rPr>
-          <w:rFonts w:hint="eastAsia"/>
-          <w:b/>
-          <w:bCs w:val="0"/>
-          <w:sz w:val="24"/>
-          <w:szCs w:val="24"/>
-        </w:rPr>
-        <w:t xml:space="preserve"> </w:t>
-      </w:r>
-      <w:r>
-        <w:rPr>
-          <w:rFonts w:hint="eastAsia"/>
-          <w:b/>
-          <w:bCs w:val="0"/>
-          <w:sz w:val="24"/>
-          <w:szCs w:val="24"/>
-        </w:rPr>
-        <w:t>문제</w:t>
+        <w:t>{{TITLE}}</w:t>
       </w:r>
       <w:r>
         <w:rPr>
@@ -233,6 +100,14 @@
                             </w:pPr>
                             <w:bookmarkStart w:id="0" w:name="q1"/>
                             <w:bookmarkEnd w:id="0"/>
+                            <w:r>
+                              <w:rPr>
+                                <w:rFonts w:ascii="Noto Sans KR" w:hAnsi="Noto Sans KR"/>
+                                <w:sz w:val="20"/>
+                                <w:szCs w:val="20"/>
+                              </w:rPr>
+                              <w:t>{{Q1}}</w:t>
+                            </w:r>
                           </w:p>
                         </w:txbxContent>
                       </wps:txbx>
@@ -271,6 +146,14 @@
                       </w:pPr>
                       <w:bookmarkStart w:id="1" w:name="q1"/>
                       <w:bookmarkEnd w:id="1"/>
+                      <w:r>
+                        <w:rPr>
+                          <w:rFonts w:ascii="Noto Sans KR" w:hAnsi="Noto Sans KR"/>
+                          <w:sz w:val="20"/>
+                          <w:szCs w:val="20"/>
+                        </w:rPr>
+                        <w:t>{{Q1}}</w:t>
+                      </w:r>
                     </w:p>
                   </w:txbxContent>
                 </v:textbox>
@@ -769,152 +652,29 @@
     <w:p>
       <w:pPr>
         <w:rPr>
-          <w:sz w:val="20"/>
-          <w:szCs w:val="20"/>
-        </w:rPr>
-      </w:pPr>
-      <w:r>
-        <w:rPr>
-          <w:rFonts w:hint="eastAsia"/>
           <w:b/>
           <w:bCs w:val="0"/>
           <w:sz w:val="24"/>
           <w:szCs w:val="24"/>
         </w:rPr>
-        <w:lastRenderedPageBreak/>
-        <w:t>중</w:t>
-      </w:r>
-      <w:r>
-        <w:rPr>
-          <w:rFonts w:hint="eastAsia"/>
+      </w:pPr>
+    </w:p>
+    <w:p>
+      <w:pPr>
+        <w:rPr>
+          <w:sz w:val="20"/>
+          <w:szCs w:val="20"/>
+        </w:rPr>
+      </w:pPr>
+      <w:r>
+        <w:rPr>
           <w:b/>
           <w:bCs w:val="0"/>
           <w:sz w:val="24"/>
           <w:szCs w:val="24"/>
         </w:rPr>
-        <w:t>급</w:t>
-      </w:r>
-      <w:r>
-        <w:rPr>
-          <w:rFonts w:hint="eastAsia"/>
-          <w:b/>
-          <w:bCs w:val="0"/>
-          <w:sz w:val="24"/>
-          <w:szCs w:val="24"/>
-        </w:rPr>
-        <w:t xml:space="preserve">1 - </w:t>
-      </w:r>
-      <w:r>
-        <w:rPr>
-          <w:rFonts w:hint="eastAsia"/>
-          <w:b/>
-          <w:bCs w:val="0"/>
-          <w:sz w:val="24"/>
-          <w:szCs w:val="24"/>
-        </w:rPr>
-        <w:t>N</w:t>
-      </w:r>
-      <w:r>
-        <w:rPr>
-          <w:rFonts w:hint="eastAsia"/>
-          <w:b/>
-          <w:bCs w:val="0"/>
-          <w:sz w:val="24"/>
-          <w:szCs w:val="24"/>
-        </w:rPr>
-        <w:t>과</w:t>
-      </w:r>
-      <w:r>
-        <w:rPr>
-          <w:rFonts w:hint="eastAsia"/>
-          <w:b/>
-          <w:bCs w:val="0"/>
-          <w:sz w:val="24"/>
-          <w:szCs w:val="24"/>
-        </w:rPr>
-        <w:t xml:space="preserve"> </w:t>
-      </w:r>
-      <w:proofErr w:type="spellStart"/>
-      <w:r>
-        <w:rPr>
-          <w:rFonts w:hint="eastAsia"/>
-          <w:b/>
-          <w:bCs w:val="0"/>
-          <w:sz w:val="24"/>
-          <w:szCs w:val="24"/>
-        </w:rPr>
-        <w:t>익힘책</w:t>
-      </w:r>
-      <w:proofErr w:type="spellEnd"/>
-      <w:r>
-        <w:rPr>
-          <w:rFonts w:hint="eastAsia"/>
-          <w:b/>
-          <w:bCs w:val="0"/>
-          <w:sz w:val="24"/>
-          <w:szCs w:val="24"/>
-        </w:rPr>
-        <w:t xml:space="preserve"> </w:t>
-      </w:r>
-      <w:r>
-        <w:rPr>
-          <w:rFonts w:hint="eastAsia"/>
-          <w:b/>
-          <w:bCs w:val="0"/>
-          <w:sz w:val="24"/>
-          <w:szCs w:val="24"/>
-        </w:rPr>
-        <w:t>듣기</w:t>
-      </w:r>
-      <w:r>
-        <w:rPr>
-          <w:rFonts w:hint="eastAsia"/>
-          <w:b/>
-          <w:bCs w:val="0"/>
-          <w:sz w:val="24"/>
-          <w:szCs w:val="24"/>
-        </w:rPr>
-        <w:t xml:space="preserve"> </w:t>
-      </w:r>
-      <w:r>
-        <w:rPr>
-          <w:rFonts w:hint="eastAsia"/>
-          <w:b/>
-          <w:bCs w:val="0"/>
-          <w:sz w:val="24"/>
-          <w:szCs w:val="24"/>
-        </w:rPr>
-        <w:t>연습</w:t>
-      </w:r>
-      <w:r>
-        <w:rPr>
-          <w:rFonts w:hint="eastAsia"/>
-          <w:b/>
-          <w:bCs w:val="0"/>
-          <w:sz w:val="24"/>
-          <w:szCs w:val="24"/>
-        </w:rPr>
-        <w:t xml:space="preserve"> </w:t>
-      </w:r>
-      <w:r>
-        <w:rPr>
-          <w:rFonts w:hint="eastAsia"/>
-          <w:b/>
-          <w:bCs w:val="0"/>
-          <w:sz w:val="24"/>
-          <w:szCs w:val="24"/>
-        </w:rPr>
-        <w:t>문제</w:t>
-      </w:r>
-      <w:r>
-        <w:rPr>
-          <w:rFonts w:hint="eastAsia"/>
-          <w:b/>
-          <w:bCs w:val="0"/>
-          <w:sz w:val="24"/>
-          <w:szCs w:val="24"/>
-        </w:rPr>
-        <w:t>2</w:t>
+        <w:lastRenderedPageBreak/>
+        <w:t>{{TITLE}}</w:t>
       </w:r>
     </w:p>
     <w:p>
@@ -987,6 +747,14 @@
                             </w:pPr>
                             <w:bookmarkStart w:id="2" w:name="a1"/>
                             <w:bookmarkEnd w:id="2"/>
+                            <w:r>
+                              <w:rPr>
+                                <w:rFonts w:ascii="Noto Sans KR" w:hAnsi="Noto Sans KR"/>
+                                <w:sz w:val="20"/>
+                                <w:szCs w:val="20"/>
+                              </w:rPr>
+                              <w:t>{{A1}}</w:t>
+                            </w:r>
                           </w:p>
                         </w:txbxContent>
                       </wps:txbx>
@@ -1021,6 +789,14 @@
                       </w:pPr>
                       <w:bookmarkStart w:id="3" w:name="a1"/>
                       <w:bookmarkEnd w:id="3"/>
+                      <w:r>
+                        <w:rPr>
+                          <w:rFonts w:ascii="Noto Sans KR" w:hAnsi="Noto Sans KR"/>
+                          <w:sz w:val="20"/>
+                          <w:szCs w:val="20"/>
+                        </w:rPr>
+                        <w:t>{{A1}}</w:t>
+                      </w:r>
                     </w:p>
                   </w:txbxContent>
                 </v:textbox>

--- a/templates/intermediate.docx
+++ b/templates/intermediate.docx
@@ -13,6 +13,7 @@
       </w:pPr>
       <w:r>
         <w:rPr>
+          <w:rFonts w:hint="eastAsia"/>
           <w:b/>
           <w:bCs w:val="0"/>
           <w:sz w:val="24"/>
@@ -93,16 +94,14 @@
                             <w:pPr>
                               <w:spacing w:after="0" w:line="312" w:lineRule="auto"/>
                               <w:rPr>
-                                <w:rFonts w:ascii="Noto Sans KR" w:hAnsi="Noto Sans KR"/>
+                                <w:rFonts w:ascii="Noto Sans KR" w:hAnsi="Noto Sans KR" w:hint="eastAsia"/>
                                 <w:sz w:val="20"/>
                                 <w:szCs w:val="20"/>
                               </w:rPr>
                             </w:pPr>
-                            <w:bookmarkStart w:id="0" w:name="q1"/>
-                            <w:bookmarkEnd w:id="0"/>
                             <w:r>
                               <w:rPr>
-                                <w:rFonts w:ascii="Noto Sans KR" w:hAnsi="Noto Sans KR"/>
+                                <w:rFonts w:ascii="Noto Sans KR" w:hAnsi="Noto Sans KR" w:hint="eastAsia"/>
                                 <w:sz w:val="20"/>
                                 <w:szCs w:val="20"/>
                               </w:rPr>
@@ -139,16 +138,14 @@
                       <w:pPr>
                         <w:spacing w:after="0" w:line="312" w:lineRule="auto"/>
                         <w:rPr>
-                          <w:rFonts w:ascii="Noto Sans KR" w:hAnsi="Noto Sans KR"/>
+                          <w:rFonts w:ascii="Noto Sans KR" w:hAnsi="Noto Sans KR" w:hint="eastAsia"/>
                           <w:sz w:val="20"/>
                           <w:szCs w:val="20"/>
                         </w:rPr>
                       </w:pPr>
-                      <w:bookmarkStart w:id="1" w:name="q1"/>
-                      <w:bookmarkEnd w:id="1"/>
                       <w:r>
                         <w:rPr>
-                          <w:rFonts w:ascii="Noto Sans KR" w:hAnsi="Noto Sans KR"/>
+                          <w:rFonts w:ascii="Noto Sans KR" w:hAnsi="Noto Sans KR" w:hint="eastAsia"/>
                           <w:sz w:val="20"/>
                           <w:szCs w:val="20"/>
                         </w:rPr>
@@ -662,12 +659,14 @@
     <w:p>
       <w:pPr>
         <w:rPr>
+          <w:rFonts w:hint="eastAsia"/>
           <w:sz w:val="20"/>
           <w:szCs w:val="20"/>
         </w:rPr>
       </w:pPr>
       <w:r>
         <w:rPr>
+          <w:rFonts w:hint="eastAsia"/>
           <w:b/>
           <w:bCs w:val="0"/>
           <w:sz w:val="24"/>
@@ -740,16 +739,14 @@
                             <w:pPr>
                               <w:spacing w:after="0" w:line="312" w:lineRule="auto"/>
                               <w:rPr>
-                                <w:rFonts w:ascii="Noto Sans KR" w:hAnsi="Noto Sans KR"/>
+                                <w:rFonts w:ascii="Noto Sans KR" w:hAnsi="Noto Sans KR" w:hint="eastAsia"/>
                                 <w:sz w:val="20"/>
                                 <w:szCs w:val="20"/>
                               </w:rPr>
                             </w:pPr>
-                            <w:bookmarkStart w:id="2" w:name="a1"/>
-                            <w:bookmarkEnd w:id="2"/>
                             <w:r>
                               <w:rPr>
-                                <w:rFonts w:ascii="Noto Sans KR" w:hAnsi="Noto Sans KR"/>
+                                <w:rFonts w:ascii="Noto Sans KR" w:hAnsi="Noto Sans KR" w:hint="eastAsia"/>
                                 <w:sz w:val="20"/>
                                 <w:szCs w:val="20"/>
                               </w:rPr>
@@ -782,16 +779,14 @@
                       <w:pPr>
                         <w:spacing w:after="0" w:line="312" w:lineRule="auto"/>
                         <w:rPr>
-                          <w:rFonts w:ascii="Noto Sans KR" w:hAnsi="Noto Sans KR"/>
+                          <w:rFonts w:ascii="Noto Sans KR" w:hAnsi="Noto Sans KR" w:hint="eastAsia"/>
                           <w:sz w:val="20"/>
                           <w:szCs w:val="20"/>
                         </w:rPr>
                       </w:pPr>
-                      <w:bookmarkStart w:id="3" w:name="a1"/>
-                      <w:bookmarkEnd w:id="3"/>
                       <w:r>
                         <w:rPr>
-                          <w:rFonts w:ascii="Noto Sans KR" w:hAnsi="Noto Sans KR"/>
+                          <w:rFonts w:ascii="Noto Sans KR" w:hAnsi="Noto Sans KR" w:hint="eastAsia"/>
                           <w:sz w:val="20"/>
                           <w:szCs w:val="20"/>
                         </w:rPr>

--- a/templates/intermediate.docx
+++ b/templates/intermediate.docx
@@ -40,128 +40,6 @@
       </w:pPr>
       <w:r>
         <w:rPr>
-          <w:noProof/>
-          <w:sz w:val="22"/>
-          <w:szCs w:val="22"/>
-        </w:rPr>
-        <mc:AlternateContent>
-          <mc:Choice Requires="wps">
-            <w:drawing>
-              <wp:anchor distT="45720" distB="45720" distL="114300" distR="114300" simplePos="0" relativeHeight="251659264" behindDoc="0" locked="0" layoutInCell="1" allowOverlap="1" wp14:anchorId="0AE80657" wp14:editId="359FA00A">
-                <wp:simplePos x="0" y="0"/>
-                <wp:positionH relativeFrom="margin">
-                  <wp:align>right</wp:align>
-                </wp:positionH>
-                <wp:positionV relativeFrom="paragraph">
-                  <wp:posOffset>434779</wp:posOffset>
-                </wp:positionV>
-                <wp:extent cx="6826250" cy="3810000"/>
-                <wp:effectExtent l="0" t="0" r="12700" b="19050"/>
-                <wp:wrapSquare wrapText="bothSides"/>
-                <wp:docPr id="217" name="텍스트 상자 2"/>
-                <wp:cNvGraphicFramePr>
-                  <a:graphicFrameLocks xmlns:a="http://schemas.openxmlformats.org/drawingml/2006/main"/>
-                </wp:cNvGraphicFramePr>
-                <a:graphic xmlns:a="http://schemas.openxmlformats.org/drawingml/2006/main">
-                  <a:graphicData uri="http://schemas.microsoft.com/office/word/2010/wordprocessingShape">
-                    <wps:wsp>
-                      <wps:cNvSpPr txBox="1">
-                        <a:spLocks noChangeArrowheads="1"/>
-                      </wps:cNvSpPr>
-                      <wps:spPr bwMode="auto">
-                        <a:xfrm>
-                          <a:off x="0" y="0"/>
-                          <a:ext cx="6826250" cy="3810000"/>
-                        </a:xfrm>
-                        <a:prstGeom prst="rect">
-                          <a:avLst/>
-                        </a:prstGeom>
-                        <a:solidFill>
-                          <a:srgbClr val="FFFFFF"/>
-                        </a:solidFill>
-                        <a:ln w="9525">
-                          <a:solidFill>
-                            <a:srgbClr val="000000"/>
-                          </a:solidFill>
-                          <a:miter lim="800000"/>
-                          <a:headEnd/>
-                          <a:tailEnd/>
-                        </a:ln>
-                      </wps:spPr>
-                      <wps:txbx>
-                        <w:txbxContent>
-                          <w:p>
-                            <w:pPr>
-                              <w:spacing w:after="0" w:line="312" w:lineRule="auto"/>
-                              <w:rPr>
-                                <w:rFonts w:ascii="Noto Sans KR" w:hAnsi="Noto Sans KR" w:hint="eastAsia"/>
-                                <w:sz w:val="20"/>
-                                <w:szCs w:val="20"/>
-                              </w:rPr>
-                            </w:pPr>
-                            <w:r>
-                              <w:rPr>
-                                <w:rFonts w:ascii="Noto Sans KR" w:hAnsi="Noto Sans KR" w:hint="eastAsia"/>
-                                <w:sz w:val="20"/>
-                                <w:szCs w:val="20"/>
-                              </w:rPr>
-                              <w:t>{{Q1}}</w:t>
-                            </w:r>
-                          </w:p>
-                        </w:txbxContent>
-                      </wps:txbx>
-                      <wps:bodyPr rot="0" vert="horz" wrap="square" lIns="91440" tIns="45720" rIns="91440" bIns="45720" anchor="t" anchorCtr="0">
-                        <a:noAutofit/>
-                      </wps:bodyPr>
-                    </wps:wsp>
-                  </a:graphicData>
-                </a:graphic>
-                <wp14:sizeRelH relativeFrom="margin">
-                  <wp14:pctWidth>0</wp14:pctWidth>
-                </wp14:sizeRelH>
-                <wp14:sizeRelV relativeFrom="margin">
-                  <wp14:pctHeight>0</wp14:pctHeight>
-                </wp14:sizeRelV>
-              </wp:anchor>
-            </w:drawing>
-          </mc:Choice>
-          <mc:Fallback>
-            <w:pict>
-              <v:shapetype w14:anchorId="0AE80657" id="_x0000_t202" coordsize="21600,21600" o:spt="202" path="m,l,21600r21600,l21600,xe">
-                <v:stroke joinstyle="miter"/>
-                <v:path gradientshapeok="t" o:connecttype="rect"/>
-              </v:shapetype>
-              <v:shape id="텍스트 상자 2" o:spid="_x0000_s1026" type="#_x0000_t202" style="position:absolute;margin-left:486.3pt;margin-top:34.25pt;width:537.5pt;height:300pt;z-index:251659264;visibility:visible;mso-wrap-style:square;mso-width-percent:0;mso-height-percent:0;mso-wrap-distance-left:9pt;mso-wrap-distance-top:3.6pt;mso-wrap-distance-right:9pt;mso-wrap-distance-bottom:3.6pt;mso-position-horizontal:right;mso-position-horizontal-relative:margin;mso-position-vertical:absolute;mso-position-vertical-relative:text;mso-width-percent:0;mso-height-percent:0;mso-width-relative:margin;mso-height-relative:margin;v-text-anchor:top" o:gfxdata="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">
-                <v:textbox>
-                  <w:txbxContent>
-                    <w:p>
-                      <w:pPr>
-                        <w:spacing w:after="0" w:line="312" w:lineRule="auto"/>
-                        <w:rPr>
-                          <w:rFonts w:ascii="Noto Sans KR" w:hAnsi="Noto Sans KR" w:hint="eastAsia"/>
-                          <w:sz w:val="20"/>
-                          <w:szCs w:val="20"/>
-                        </w:rPr>
-                      </w:pPr>
-                      <w:r>
-                        <w:rPr>
-                          <w:rFonts w:ascii="Noto Sans KR" w:hAnsi="Noto Sans KR" w:hint="eastAsia"/>
-                          <w:sz w:val="20"/>
-                          <w:szCs w:val="20"/>
-                        </w:rPr>
-                        <w:t>{{Q1}}</w:t>
-                      </w:r>
-                    </w:p>
-                  </w:txbxContent>
-                </v:textbox>
-                <w10:wrap type="square" anchorx="margin"/>
-              </v:shape>
-            </w:pict>
-          </mc:Fallback>
-        </mc:AlternateContent>
-      </w:r>
-      <w:r>
-        <w:rPr>
           <w:rFonts w:hint="eastAsia"/>
           <w:sz w:val="22"/>
           <w:szCs w:val="22"/>
@@ -311,6 +189,44 @@
         <w:t>写空格。</w:t>
       </w:r>
     </w:p>
+    <w:tbl>
+      <w:tblPr>
+        <w:tblStyle w:val="ac"/>
+        <w:tblW w:w="0" w:type="auto"/>
+        <w:tblLook w:val="04A0" w:firstRow="1" w:lastRow="0" w:firstColumn="1" w:lastColumn="0" w:noHBand="0" w:noVBand="1"/>
+      </w:tblPr>
+      <w:tblGrid>
+        <w:gridCol w:w="10752"/>
+      </w:tblGrid>
+      <w:tr>
+        <w:tc>
+          <w:tcPr>
+            <w:tcW w:w="10762" w:type="dxa"/>
+            <w:tcBorders>
+              <w:top w:val="single" w:sz="8" w:space="0" w:color="auto"/>
+              <w:left w:val="single" w:sz="8" w:space="0" w:color="auto"/>
+              <w:bottom w:val="single" w:sz="8" w:space="0" w:color="auto"/>
+              <w:right w:val="single" w:sz="8" w:space="0" w:color="auto"/>
+            </w:tcBorders>
+          </w:tcPr>
+          <w:p>
+            <w:pPr>
+              <w:rPr>
+                <w:sz w:val="20"/>
+                <w:szCs w:val="20"/>
+              </w:rPr>
+            </w:pPr>
+            <w:r>
+              <w:rPr>
+                <w:sz w:val="20"/>
+                <w:szCs w:val="20"/>
+              </w:rPr>
+              <w:t>{{Q1}}</w:t>
+            </w:r>
+          </w:p>
+        </w:tc>
+      </w:tr>
+    </w:tbl>
     <w:p>
       <w:pPr>
         <w:rPr>
@@ -329,108 +245,6 @@
       </w:pPr>
       <w:r>
         <w:rPr>
-          <w:noProof/>
-          <w:sz w:val="22"/>
-          <w:szCs w:val="22"/>
-        </w:rPr>
-        <mc:AlternateContent>
-          <mc:Choice Requires="wps">
-            <w:drawing>
-              <wp:anchor distT="45720" distB="45720" distL="114300" distR="114300" simplePos="0" relativeHeight="251661312" behindDoc="0" locked="0" layoutInCell="1" allowOverlap="1" wp14:anchorId="7C8E32B3" wp14:editId="7C7CD0B5">
-                <wp:simplePos x="0" y="0"/>
-                <wp:positionH relativeFrom="margin">
-                  <wp:align>left</wp:align>
-                </wp:positionH>
-                <wp:positionV relativeFrom="paragraph">
-                  <wp:posOffset>442693</wp:posOffset>
-                </wp:positionV>
-                <wp:extent cx="6826250" cy="3889375"/>
-                <wp:effectExtent l="0" t="0" r="12700" b="15875"/>
-                <wp:wrapSquare wrapText="bothSides"/>
-                <wp:docPr id="1148128049" name="텍스트 상자 2"/>
-                <wp:cNvGraphicFramePr>
-                  <a:graphicFrameLocks xmlns:a="http://schemas.openxmlformats.org/drawingml/2006/main"/>
-                </wp:cNvGraphicFramePr>
-                <a:graphic xmlns:a="http://schemas.openxmlformats.org/drawingml/2006/main">
-                  <a:graphicData uri="http://schemas.microsoft.com/office/word/2010/wordprocessingShape">
-                    <wps:wsp>
-                      <wps:cNvSpPr txBox="1">
-                        <a:spLocks noChangeArrowheads="1"/>
-                      </wps:cNvSpPr>
-                      <wps:spPr bwMode="auto">
-                        <a:xfrm>
-                          <a:off x="0" y="0"/>
-                          <a:ext cx="6826250" cy="3889717"/>
-                        </a:xfrm>
-                        <a:prstGeom prst="rect">
-                          <a:avLst/>
-                        </a:prstGeom>
-                        <a:solidFill>
-                          <a:srgbClr val="FFFFFF"/>
-                        </a:solidFill>
-                        <a:ln w="9525">
-                          <a:solidFill>
-                            <a:srgbClr val="000000"/>
-                          </a:solidFill>
-                          <a:miter lim="800000"/>
-                          <a:headEnd/>
-                          <a:tailEnd/>
-                        </a:ln>
-                      </wps:spPr>
-                      <wps:txbx>
-                        <w:txbxContent>
-                          <w:p>
-                            <w:pPr>
-                              <w:spacing w:after="0"/>
-                              <w:rPr>
-                                <w:rFonts w:ascii="Noto Sans KR" w:hAnsi="Noto Sans KR"/>
-                                <w:sz w:val="20"/>
-                                <w:szCs w:val="20"/>
-                              </w:rPr>
-                            </w:pPr>
-                          </w:p>
-                        </w:txbxContent>
-                      </wps:txbx>
-                      <wps:bodyPr rot="0" vert="horz" wrap="square" lIns="91440" tIns="45720" rIns="91440" bIns="45720" anchor="t" anchorCtr="0">
-                        <a:noAutofit/>
-                      </wps:bodyPr>
-                    </wps:wsp>
-                  </a:graphicData>
-                </a:graphic>
-                <wp14:sizeRelH relativeFrom="margin">
-                  <wp14:pctWidth>0</wp14:pctWidth>
-                </wp14:sizeRelH>
-                <wp14:sizeRelV relativeFrom="margin">
-                  <wp14:pctHeight>0</wp14:pctHeight>
-                </wp14:sizeRelV>
-              </wp:anchor>
-            </w:drawing>
-          </mc:Choice>
-          <mc:Fallback>
-            <w:pict>
-              <v:shape w14:anchorId="7C8E32B3" id="_x0000_s1027" type="#_x0000_t202" style="position:absolute;left:0;text-align:left;margin-left:0;margin-top:34.85pt;width:537.5pt;height:306.25pt;z-index:251661312;visibility:visible;mso-wrap-style:square;mso-width-percent:0;mso-height-percent:0;mso-wrap-distance-left:9pt;mso-wrap-distance-top:3.6pt;mso-wrap-distance-right:9pt;mso-wrap-distance-bottom:3.6pt;mso-position-horizontal:left;mso-position-horizontal-relative:margin;mso-position-vertical:absolute;mso-position-vertical-relative:text;mso-width-percent:0;mso-height-percent:0;mso-width-relative:margin;mso-height-relative:margin;v-text-anchor:top" o:gfxdata="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">
-                <v:textbox>
-                  <w:txbxContent>
-                    <w:p>
-                      <w:pPr>
-                        <w:spacing w:after="0"/>
-                        <w:rPr>
-                          <w:rFonts w:ascii="Noto Sans KR" w:hAnsi="Noto Sans KR"/>
-                          <w:sz w:val="20"/>
-                          <w:szCs w:val="20"/>
-                        </w:rPr>
-                      </w:pPr>
-                    </w:p>
-                  </w:txbxContent>
-                </v:textbox>
-                <w10:wrap type="square" anchorx="margin"/>
-              </v:shape>
-            </w:pict>
-          </mc:Fallback>
-        </mc:AlternateContent>
-      </w:r>
-      <w:r>
-        <w:rPr>
           <w:rFonts w:hint="eastAsia"/>
           <w:sz w:val="22"/>
           <w:szCs w:val="22"/>
@@ -646,6 +460,42 @@
         <w:t>。</w:t>
       </w:r>
     </w:p>
+    <w:tbl>
+      <w:tblPr>
+        <w:tblStyle w:val="ac"/>
+        <w:tblW w:w="0" w:type="auto"/>
+        <w:tblLook w:val="04A0" w:firstRow="1" w:lastRow="0" w:firstColumn="1" w:lastColumn="0" w:noHBand="0" w:noVBand="1"/>
+      </w:tblPr>
+      <w:tblGrid>
+        <w:gridCol w:w="10752"/>
+      </w:tblGrid>
+      <w:tr>
+        <w:trPr>
+          <w:trHeight w:val="5744"/>
+        </w:trPr>
+        <w:tc>
+          <w:tcPr>
+            <w:tcW w:w="10762" w:type="dxa"/>
+            <w:tcBorders>
+              <w:top w:val="single" w:sz="8" w:space="0" w:color="auto"/>
+              <w:left w:val="single" w:sz="8" w:space="0" w:color="auto"/>
+              <w:bottom w:val="single" w:sz="8" w:space="0" w:color="auto"/>
+              <w:right w:val="single" w:sz="8" w:space="0" w:color="auto"/>
+            </w:tcBorders>
+          </w:tcPr>
+          <w:p>
+            <w:pPr>
+              <w:rPr>
+                <w:b/>
+                <w:bCs w:val="0"/>
+                <w:sz w:val="24"/>
+                <w:szCs w:val="24"/>
+              </w:rPr>
+            </w:pPr>
+          </w:p>
+        </w:tc>
+      </w:tr>
+    </w:tbl>
     <w:p>
       <w:pPr>
         <w:rPr>
@@ -659,7 +509,6 @@
     <w:p>
       <w:pPr>
         <w:rPr>
-          <w:rFonts w:hint="eastAsia"/>
           <w:sz w:val="20"/>
           <w:szCs w:val="20"/>
         </w:rPr>
@@ -672,7 +521,6 @@
           <w:sz w:val="24"/>
           <w:szCs w:val="24"/>
         </w:rPr>
-        <w:lastRenderedPageBreak/>
         <w:t>{{TITLE}}</w:t>
       </w:r>
     </w:p>
@@ -685,124 +533,6 @@
       </w:pPr>
       <w:r>
         <w:rPr>
-          <w:noProof/>
-          <w:sz w:val="24"/>
-          <w:szCs w:val="24"/>
-        </w:rPr>
-        <mc:AlternateContent>
-          <mc:Choice Requires="wps">
-            <w:drawing>
-              <wp:anchor distT="45720" distB="45720" distL="114300" distR="114300" simplePos="0" relativeHeight="251663360" behindDoc="0" locked="0" layoutInCell="1" allowOverlap="1" wp14:anchorId="77DF8C01" wp14:editId="560AFDFE">
-                <wp:simplePos x="0" y="0"/>
-                <wp:positionH relativeFrom="margin">
-                  <wp:posOffset>0</wp:posOffset>
-                </wp:positionH>
-                <wp:positionV relativeFrom="paragraph">
-                  <wp:posOffset>368935</wp:posOffset>
-                </wp:positionV>
-                <wp:extent cx="6826250" cy="3150870"/>
-                <wp:effectExtent l="0" t="0" r="12700" b="11430"/>
-                <wp:wrapSquare wrapText="bothSides"/>
-                <wp:docPr id="497830244" name="텍스트 상자 2"/>
-                <wp:cNvGraphicFramePr>
-                  <a:graphicFrameLocks xmlns:a="http://schemas.openxmlformats.org/drawingml/2006/main"/>
-                </wp:cNvGraphicFramePr>
-                <a:graphic xmlns:a="http://schemas.openxmlformats.org/drawingml/2006/main">
-                  <a:graphicData uri="http://schemas.microsoft.com/office/word/2010/wordprocessingShape">
-                    <wps:wsp>
-                      <wps:cNvSpPr txBox="1">
-                        <a:spLocks noChangeArrowheads="1"/>
-                      </wps:cNvSpPr>
-                      <wps:spPr bwMode="auto">
-                        <a:xfrm>
-                          <a:off x="0" y="0"/>
-                          <a:ext cx="6826250" cy="3151163"/>
-                        </a:xfrm>
-                        <a:prstGeom prst="rect">
-                          <a:avLst/>
-                        </a:prstGeom>
-                        <a:solidFill>
-                          <a:srgbClr val="FFFFFF"/>
-                        </a:solidFill>
-                        <a:ln w="9525">
-                          <a:solidFill>
-                            <a:srgbClr val="000000"/>
-                          </a:solidFill>
-                          <a:miter lim="800000"/>
-                          <a:headEnd/>
-                          <a:tailEnd/>
-                        </a:ln>
-                      </wps:spPr>
-                      <wps:txbx>
-                        <w:txbxContent>
-                          <w:p>
-                            <w:pPr>
-                              <w:spacing w:after="0" w:line="312" w:lineRule="auto"/>
-                              <w:rPr>
-                                <w:rFonts w:ascii="Noto Sans KR" w:hAnsi="Noto Sans KR" w:hint="eastAsia"/>
-                                <w:sz w:val="20"/>
-                                <w:szCs w:val="20"/>
-                              </w:rPr>
-                            </w:pPr>
-                            <w:r>
-                              <w:rPr>
-                                <w:rFonts w:ascii="Noto Sans KR" w:hAnsi="Noto Sans KR" w:hint="eastAsia"/>
-                                <w:sz w:val="20"/>
-                                <w:szCs w:val="20"/>
-                              </w:rPr>
-                              <w:t>{{A1}}</w:t>
-                            </w:r>
-                          </w:p>
-                        </w:txbxContent>
-                      </wps:txbx>
-                      <wps:bodyPr rot="0" vert="horz" wrap="square" lIns="91440" tIns="45720" rIns="91440" bIns="45720" anchor="t" anchorCtr="0">
-                        <a:noAutofit/>
-                      </wps:bodyPr>
-                    </wps:wsp>
-                  </a:graphicData>
-                </a:graphic>
-                <wp14:sizeRelH relativeFrom="margin">
-                  <wp14:pctWidth>0</wp14:pctWidth>
-                </wp14:sizeRelH>
-                <wp14:sizeRelV relativeFrom="margin">
-                  <wp14:pctHeight>0</wp14:pctHeight>
-                </wp14:sizeRelV>
-              </wp:anchor>
-            </w:drawing>
-          </mc:Choice>
-          <mc:Fallback>
-            <w:pict>
-              <v:shape w14:anchorId="77DF8C01" id="_x0000_s1028" type="#_x0000_t202" style="position:absolute;margin-left:0;margin-top:29.05pt;width:537.5pt;height:248.1pt;z-index:251663360;visibility:visible;mso-wrap-style:square;mso-width-percent:0;mso-height-percent:0;mso-wrap-distance-left:9pt;mso-wrap-distance-top:3.6pt;mso-wrap-distance-right:9pt;mso-wrap-distance-bottom:3.6pt;mso-position-horizontal:absolute;mso-position-horizontal-relative:margin;mso-position-vertical:absolute;mso-position-vertical-relative:text;mso-width-percent:0;mso-height-percent:0;mso-width-relative:margin;mso-height-relative:margin;v-text-anchor:top" o:gfxdata="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">
-                <v:textbox>
-                  <w:txbxContent>
-                    <w:p>
-                      <w:pPr>
-                        <w:spacing w:after="0" w:line="312" w:lineRule="auto"/>
-                        <w:rPr>
-                          <w:rFonts w:ascii="Noto Sans KR" w:hAnsi="Noto Sans KR" w:hint="eastAsia"/>
-                          <w:sz w:val="20"/>
-                          <w:szCs w:val="20"/>
-                        </w:rPr>
-                      </w:pPr>
-                      <w:r>
-                        <w:rPr>
-                          <w:rFonts w:ascii="Noto Sans KR" w:hAnsi="Noto Sans KR" w:hint="eastAsia"/>
-                          <w:sz w:val="20"/>
-                          <w:szCs w:val="20"/>
-                        </w:rPr>
-                        <w:t>{{A1}}</w:t>
-                      </w:r>
-                    </w:p>
-                  </w:txbxContent>
-                </v:textbox>
-                <w10:wrap type="square" anchorx="margin"/>
-              </v:shape>
-            </w:pict>
-          </mc:Fallback>
-        </mc:AlternateContent>
-      </w:r>
-      <w:r>
-        <w:rPr>
           <w:rFonts w:hint="eastAsia"/>
           <w:sz w:val="20"/>
           <w:szCs w:val="20"/>
@@ -834,6 +564,59 @@
         <w:t>답</w:t>
       </w:r>
     </w:p>
+    <w:tbl>
+      <w:tblPr>
+        <w:tblStyle w:val="ac"/>
+        <w:tblW w:w="0" w:type="auto"/>
+        <w:tblLook w:val="04A0" w:firstRow="1" w:lastRow="0" w:firstColumn="1" w:lastColumn="0" w:noHBand="0" w:noVBand="1"/>
+      </w:tblPr>
+      <w:tblGrid>
+        <w:gridCol w:w="10752"/>
+      </w:tblGrid>
+      <w:tr>
+        <w:tc>
+          <w:tcPr>
+            <w:tcW w:w="10762" w:type="dxa"/>
+            <w:tcBorders>
+              <w:top w:val="single" w:sz="8" w:space="0" w:color="auto"/>
+              <w:left w:val="single" w:sz="8" w:space="0" w:color="auto"/>
+              <w:bottom w:val="single" w:sz="8" w:space="0" w:color="auto"/>
+              <w:right w:val="single" w:sz="8" w:space="0" w:color="auto"/>
+            </w:tcBorders>
+          </w:tcPr>
+          <w:p>
+            <w:pPr>
+              <w:rPr>
+                <w:sz w:val="20"/>
+                <w:szCs w:val="20"/>
+              </w:rPr>
+            </w:pPr>
+            <w:r>
+              <w:rPr>
+                <w:sz w:val="20"/>
+                <w:szCs w:val="20"/>
+              </w:rPr>
+              <w:t>{{</w:t>
+            </w:r>
+            <w:r>
+              <w:rPr>
+                <w:rFonts w:hint="eastAsia"/>
+                <w:sz w:val="20"/>
+                <w:szCs w:val="20"/>
+              </w:rPr>
+              <w:t>A</w:t>
+            </w:r>
+            <w:r>
+              <w:rPr>
+                <w:sz w:val="20"/>
+                <w:szCs w:val="20"/>
+              </w:rPr>
+              <w:t>1}}</w:t>
+            </w:r>
+          </w:p>
+        </w:tc>
+      </w:tr>
+    </w:tbl>
     <w:p>
       <w:pPr>
         <w:rPr>
@@ -1858,6 +1641,25 @@
     <w:uiPriority w:val="99"/>
     <w:rsid w:val="00E453CD"/>
   </w:style>
+  <w:style w:type="table" w:styleId="ac">
+    <w:name w:val="Table Grid"/>
+    <w:basedOn w:val="a1"/>
+    <w:uiPriority w:val="39"/>
+    <w:rsid w:val="005F4199"/>
+    <w:pPr>
+      <w:spacing w:after="0"/>
+    </w:pPr>
+    <w:tblPr>
+      <w:tblBorders>
+        <w:top w:val="single" w:sz="4" w:space="0" w:color="auto"/>
+        <w:left w:val="single" w:sz="4" w:space="0" w:color="auto"/>
+        <w:bottom w:val="single" w:sz="4" w:space="0" w:color="auto"/>
+        <w:right w:val="single" w:sz="4" w:space="0" w:color="auto"/>
+        <w:insideH w:val="single" w:sz="4" w:space="0" w:color="auto"/>
+        <w:insideV w:val="single" w:sz="4" w:space="0" w:color="auto"/>
+      </w:tblBorders>
+    </w:tblPr>
+  </w:style>
 </w:styles>
 </file>
 

--- a/templates/intermediate.docx
+++ b/templates/intermediate.docx
@@ -19,7 +19,7 @@
           <w:sz w:val="24"/>
           <w:szCs w:val="24"/>
         </w:rPr>
-        <w:t>{{TITLE}}</w:t>
+        <w:t>{TITLE}</w:t>
       </w:r>
       <w:r>
         <w:rPr>
@@ -221,7 +221,7 @@
                 <w:sz w:val="20"/>
                 <w:szCs w:val="20"/>
               </w:rPr>
-              <w:t>{{Q1}}</w:t>
+              <w:t>{Q1}</w:t>
             </w:r>
           </w:p>
         </w:tc>
@@ -509,19 +509,39 @@
     <w:p>
       <w:pPr>
         <w:rPr>
-          <w:sz w:val="20"/>
-          <w:szCs w:val="20"/>
-        </w:rPr>
-      </w:pPr>
-      <w:r>
-        <w:rPr>
-          <w:rFonts w:hint="eastAsia"/>
           <w:b/>
           <w:bCs w:val="0"/>
           <w:sz w:val="24"/>
           <w:szCs w:val="24"/>
         </w:rPr>
-        <w:t>{{TITLE}}</w:t>
+      </w:pPr>
+      <w:r>
+        <w:rPr>
+          <w:b/>
+          <w:bCs w:val="0"/>
+          <w:sz w:val="24"/>
+          <w:szCs w:val="24"/>
+        </w:rPr>
+        <w:br w:type="page"/>
+      </w:r>
+    </w:p>
+    <w:p>
+      <w:pPr>
+        <w:rPr>
+          <w:sz w:val="20"/>
+          <w:szCs w:val="20"/>
+        </w:rPr>
+      </w:pPr>
+      <w:r>
+        <w:rPr>
+          <w:rFonts w:hint="eastAsia"/>
+          <w:b/>
+          <w:bCs w:val="0"/>
+          <w:sz w:val="24"/>
+          <w:szCs w:val="24"/>
+        </w:rPr>
+        <w:lastRenderedPageBreak/>
+        <w:t>{TITLE}</w:t>
       </w:r>
     </w:p>
     <w:p>
@@ -596,7 +616,7 @@
                 <w:sz w:val="20"/>
                 <w:szCs w:val="20"/>
               </w:rPr>
-              <w:t>{{</w:t>
+              <w:t>{</w:t>
             </w:r>
             <w:r>
               <w:rPr>
@@ -611,7 +631,7 @@
                 <w:sz w:val="20"/>
                 <w:szCs w:val="20"/>
               </w:rPr>
-              <w:t>1}}</w:t>
+              <w:t>1}</w:t>
             </w:r>
           </w:p>
         </w:tc>

--- a/templates/intermediate.docx
+++ b/templates/intermediate.docx
@@ -221,7 +221,38 @@
                 <w:sz w:val="20"/>
                 <w:szCs w:val="20"/>
               </w:rPr>
-              <w:t>{Q1}</w:t>
+              <w:t>{#q1rows}</w:t>
+            </w:r>
+            <w:r>
+              <w:rPr>
+                <w:sz w:val="20"/>
+                <w:szCs w:val="20"/>
+              </w:rPr>
+              <w:br/>
+            </w:r>
+            <w:r>
+              <w:rPr>
+                <w:b/>
+                <w:bCs w:val="0"/>
+                <w:sz w:val="20"/>
+                <w:szCs w:val="20"/>
+              </w:rPr>
+              <w:t>{speaker}</w:t>
+            </w:r>
+            <w:r>
+              <w:rPr>
+                <w:sz w:val="20"/>
+                <w:szCs w:val="20"/>
+              </w:rPr>
+              <w:t>{content}</w:t>
+            </w:r>
+            <w:r>
+              <w:rPr>
+                <w:sz w:val="20"/>
+                <w:szCs w:val="20"/>
+              </w:rPr>
+              <w:br/>
+              <w:t>{/q1rows}</w:t>
             </w:r>
           </w:p>
         </w:tc>
@@ -237,6 +268,21 @@
     </w:p>
     <w:p>
       <w:pPr>
+        <w:rPr>
+          <w:sz w:val="22"/>
+          <w:szCs w:val="22"/>
+        </w:rPr>
+      </w:pPr>
+      <w:r>
+        <w:rPr>
+          <w:sz w:val="22"/>
+          <w:szCs w:val="22"/>
+        </w:rPr>
+        <w:br w:type="page"/>
+      </w:r>
+    </w:p>
+    <w:p>
+      <w:pPr>
         <w:ind w:left="220" w:hangingChars="100" w:hanging="220"/>
         <w:rPr>
           <w:sz w:val="22"/>
@@ -249,6 +295,7 @@
           <w:sz w:val="22"/>
           <w:szCs w:val="22"/>
         </w:rPr>
+        <w:lastRenderedPageBreak/>
         <w:t xml:space="preserve">2. </w:t>
       </w:r>
       <w:r>
@@ -1308,7 +1355,6 @@
   <w:style w:type="character" w:default="1" w:styleId="a0">
     <w:name w:val="Default Paragraph Font"/>
     <w:uiPriority w:val="1"/>
-    <w:semiHidden/>
     <w:unhideWhenUsed/>
   </w:style>
   <w:style w:type="table" w:default="1" w:styleId="a1">

--- a/templates/intermediate.docx
+++ b/templates/intermediate.docx
@@ -663,22 +663,7 @@
                 <w:sz w:val="20"/>
                 <w:szCs w:val="20"/>
               </w:rPr>
-              <w:t>{</w:t>
-            </w:r>
-            <w:r>
-              <w:rPr>
-                <w:rFonts w:hint="eastAsia"/>
-                <w:sz w:val="20"/>
-                <w:szCs w:val="20"/>
-              </w:rPr>
-              <w:t>A</w:t>
-            </w:r>
-            <w:r>
-              <w:rPr>
-                <w:sz w:val="20"/>
-                <w:szCs w:val="20"/>
-              </w:rPr>
-              <w:t>1}</w:t>
+              <w:t>{A1}</w:t>
             </w:r>
           </w:p>
         </w:tc>
